--- a/lessons/8-6/homework.docx
+++ b/lessons/8-6/homework.docx
@@ -115,7 +115,7 @@
           <wp:inline distT="0" distB="0" distL="0" distR="0">
             <wp:extent cx="1047750" cy="790575"/>
             <wp:effectExtent t="0" r="0" b="0" l="0"/>
-            <wp:docPr id="1" name="" descr="" title=""/>
+            <wp:docPr id="1" name="Solve and Graph Inequalities" descr="Picture illustrating the vocabulary word &quot;Solve and Graph Inequalities&quot;" title="Solve and Graph Inequalities"/>
             <wp:cNvGraphicFramePr>
               <a:graphicFrameLocks xmlns:a="http://schemas.openxmlformats.org/drawingml/2006/main" noChangeAspect="1"/>
             </wp:cNvGraphicFramePr>
@@ -178,7 +178,7 @@
           <wp:inline distT="0" distB="0" distL="0" distR="0">
             <wp:extent cx="1047750" cy="790575"/>
             <wp:effectExtent t="0" r="0" b="0" l="0"/>
-            <wp:docPr id="1" name="" descr="" title=""/>
+            <wp:docPr id="1" name="Solve" descr="Picture illustrating the vocabulary word &quot;Solve&quot;" title="Solve"/>
             <wp:cNvGraphicFramePr>
               <a:graphicFrameLocks xmlns:a="http://schemas.openxmlformats.org/drawingml/2006/main" noChangeAspect="1"/>
             </wp:cNvGraphicFramePr>
@@ -241,7 +241,7 @@
           <wp:inline distT="0" distB="0" distL="0" distR="0">
             <wp:extent cx="1047750" cy="790575"/>
             <wp:effectExtent t="0" r="0" b="0" l="0"/>
-            <wp:docPr id="1" name="" descr="" title=""/>
+            <wp:docPr id="1" name="Graph" descr="Picture illustrating the vocabulary word &quot;Graph&quot;" title="Graph"/>
             <wp:cNvGraphicFramePr>
               <a:graphicFrameLocks xmlns:a="http://schemas.openxmlformats.org/drawingml/2006/main" noChangeAspect="1"/>
             </wp:cNvGraphicFramePr>
@@ -304,7 +304,7 @@
           <wp:inline distT="0" distB="0" distL="0" distR="0">
             <wp:extent cx="1047750" cy="790575"/>
             <wp:effectExtent t="0" r="0" b="0" l="0"/>
-            <wp:docPr id="1" name="" descr="" title=""/>
+            <wp:docPr id="1" name="Solution" descr="Picture illustrating the vocabulary word &quot;Solution&quot;" title="Solution"/>
             <wp:cNvGraphicFramePr>
               <a:graphicFrameLocks xmlns:a="http://schemas.openxmlformats.org/drawingml/2006/main" noChangeAspect="1"/>
             </wp:cNvGraphicFramePr>
@@ -367,7 +367,7 @@
           <wp:inline distT="0" distB="0" distL="0" distR="0">
             <wp:extent cx="1047750" cy="790575"/>
             <wp:effectExtent t="0" r="0" b="0" l="0"/>
-            <wp:docPr id="1" name="" descr="" title=""/>
+            <wp:docPr id="1" name="Substitute" descr="Picture illustrating the vocabulary word &quot;Substitute&quot;" title="Substitute"/>
             <wp:cNvGraphicFramePr>
               <a:graphicFrameLocks xmlns:a="http://schemas.openxmlformats.org/drawingml/2006/main" noChangeAspect="1"/>
             </wp:cNvGraphicFramePr>
@@ -430,7 +430,7 @@
           <wp:inline distT="0" distB="0" distL="0" distR="0">
             <wp:extent cx="1047750" cy="790575"/>
             <wp:effectExtent t="0" r="0" b="0" l="0"/>
-            <wp:docPr id="1" name="" descr="" title=""/>
+            <wp:docPr id="1" name="Solution set" descr="Picture illustrating the vocabulary word &quot;Solution set&quot;" title="Solution set"/>
             <wp:cNvGraphicFramePr>
               <a:graphicFrameLocks xmlns:a="http://schemas.openxmlformats.org/drawingml/2006/main" noChangeAspect="1"/>
             </wp:cNvGraphicFramePr>
@@ -493,7 +493,7 @@
           <wp:inline distT="0" distB="0" distL="0" distR="0">
             <wp:extent cx="1047750" cy="790575"/>
             <wp:effectExtent t="0" r="0" b="0" l="0"/>
-            <wp:docPr id="1" name="" descr="" title=""/>
+            <wp:docPr id="1" name="Inverse operation" descr="Picture illustrating the vocabulary word &quot;Inverse operation&quot;" title="Inverse operation"/>
             <wp:cNvGraphicFramePr>
               <a:graphicFrameLocks xmlns:a="http://schemas.openxmlformats.org/drawingml/2006/main" noChangeAspect="1"/>
             </wp:cNvGraphicFramePr>
@@ -595,23 +595,23 @@
         <w:spacing w:after="40" w:before="0"/>
       </w:pPr>
       <w:r>
-        <w:t xml:space="preserve">     B. x &gt; 20</w:t>
-      </w:r>
-    </w:p>
-    <w:p>
-      <w:pPr>
-        <w:spacing w:after="40" w:before="0"/>
-      </w:pPr>
-      <w:r>
-        <w:t xml:space="preserve">     C. x &lt; 8</w:t>
-      </w:r>
-    </w:p>
-    <w:p>
-      <w:pPr>
-        <w:spacing w:after="40" w:before="0"/>
-      </w:pPr>
-      <w:r>
-        <w:t xml:space="preserve">     D. x = 8</w:t>
+        <w:t xml:space="preserve">     B. x &lt; 8</w:t>
+      </w:r>
+    </w:p>
+    <w:p>
+      <w:pPr>
+        <w:spacing w:after="40" w:before="0"/>
+      </w:pPr>
+      <w:r>
+        <w:t xml:space="preserve">     C. x = 8</w:t>
+      </w:r>
+    </w:p>
+    <w:p>
+      <w:pPr>
+        <w:spacing w:after="40" w:before="0"/>
+      </w:pPr>
+      <w:r>
+        <w:t xml:space="preserve">     D. x &gt; 20</w:t>
       </w:r>
     </w:p>
     <w:p>
@@ -642,15 +642,15 @@
         <w:spacing w:after="40" w:before="0"/>
       </w:pPr>
       <w:r>
-        <w:t xml:space="preserve">     A. x ≤ 12</w:t>
-      </w:r>
-    </w:p>
-    <w:p>
-      <w:pPr>
-        <w:spacing w:after="40" w:before="0"/>
-      </w:pPr>
-      <w:r>
-        <w:t xml:space="preserve">     B. x ≤ 6</w:t>
+        <w:t xml:space="preserve">     A. x ≤ 6</w:t>
+      </w:r>
+    </w:p>
+    <w:p>
+      <w:pPr>
+        <w:spacing w:after="40" w:before="0"/>
+      </w:pPr>
+      <w:r>
+        <w:t xml:space="preserve">     B. x ≤ 12</w:t>
       </w:r>
     </w:p>
     <w:p>
@@ -1038,6 +1038,54 @@
     </w:p>
     <w:p>
       <w:pPr>
+        <w:spacing w:after="40" w:before="0"/>
+      </w:pPr>
+      <w:r>
+        <w:t xml:space="preserve">   • x + 2 &gt; 8   → __________________</w:t>
+      </w:r>
+    </w:p>
+    <w:p>
+      <w:pPr>
+        <w:spacing w:after="40" w:before="0"/>
+      </w:pPr>
+      <w:r>
+        <w:t xml:space="preserve">   • x − 5 ≥ 3   → __________________</w:t>
+      </w:r>
+    </w:p>
+    <w:p>
+      <w:pPr>
+        <w:spacing w:after="40" w:before="0"/>
+      </w:pPr>
+      <w:r>
+        <w:t xml:space="preserve">   • x + 1 ≤ 15   → __________________</w:t>
+      </w:r>
+    </w:p>
+    <w:p>
+      <w:pPr>
+        <w:spacing w:after="40" w:before="0"/>
+      </w:pPr>
+      <w:r>
+        <w:t xml:space="preserve">   • x + 3 &gt; 15   → __________________</w:t>
+      </w:r>
+    </w:p>
+    <w:p>
+      <w:pPr>
+        <w:spacing w:after="40" w:before="0"/>
+      </w:pPr>
+      <w:r>
+        <w:t xml:space="preserve">   • x − 2 ≥ 9   → __________________</w:t>
+      </w:r>
+    </w:p>
+    <w:p>
+      <w:pPr>
+        <w:spacing w:after="40" w:before="0"/>
+      </w:pPr>
+      <w:r>
+        <w:t xml:space="preserve">   • x + 6 &lt; 10   → __________________</w:t>
+      </w:r>
+    </w:p>
+    <w:p>
+      <w:pPr>
         <w:spacing w:after="60" w:before="120"/>
       </w:pPr>
       <w:r>
@@ -1153,31 +1201,31 @@
         <w:spacing w:after="40" w:before="0"/>
       </w:pPr>
       <w:r>
-        <w:t xml:space="preserve">     A. 9</w:t>
-      </w:r>
-    </w:p>
-    <w:p>
-      <w:pPr>
-        <w:spacing w:after="40" w:before="0"/>
-      </w:pPr>
-      <w:r>
-        <w:t xml:space="preserve">     B. 7</w:t>
-      </w:r>
-    </w:p>
-    <w:p>
-      <w:pPr>
-        <w:spacing w:after="40" w:before="0"/>
-      </w:pPr>
-      <w:r>
-        <w:t xml:space="preserve">     C. 5</w:t>
-      </w:r>
-    </w:p>
-    <w:p>
-      <w:pPr>
-        <w:spacing w:after="40" w:before="0"/>
-      </w:pPr>
-      <w:r>
-        <w:t xml:space="preserve">     D. 3</w:t>
+        <w:t xml:space="preserve">     A. 3</w:t>
+      </w:r>
+    </w:p>
+    <w:p>
+      <w:pPr>
+        <w:spacing w:after="40" w:before="0"/>
+      </w:pPr>
+      <w:r>
+        <w:t xml:space="preserve">     B. 5</w:t>
+      </w:r>
+    </w:p>
+    <w:p>
+      <w:pPr>
+        <w:spacing w:after="40" w:before="0"/>
+      </w:pPr>
+      <w:r>
+        <w:t xml:space="preserve">     C. 7</w:t>
+      </w:r>
+    </w:p>
+    <w:p>
+      <w:pPr>
+        <w:spacing w:after="40" w:before="0"/>
+      </w:pPr>
+      <w:r>
+        <w:t xml:space="preserve">     D. 9</w:t>
       </w:r>
     </w:p>
     <w:p>
@@ -1338,7 +1386,7 @@
           <w:b/>
           <w:bCs/>
         </w:rPr>
-        <w:t xml:space="preserve">10. Lock-and-key match: connect each badge number to the one inequality it is a solution of. Substitute to check that each value makes its inequality true.</w:t>
+        <w:t xml:space="preserve">10. Match each inequality to the equivalent inequality written with the number first. Both inequalities in a pair must have the same solutions.</w:t>
       </w:r>
     </w:p>
     <w:tbl>
@@ -1397,7 +1445,7 @@
           </w:tcPr>
           <w:p>
             <w:r>
-              <w:t xml:space="preserve">____  12</w:t>
+              <w:t xml:space="preserve">____  x &gt; 10</w:t>
             </w:r>
           </w:p>
         </w:tc>
@@ -1407,7 +1455,7 @@
           </w:tcPr>
           <w:p>
             <w:r>
-              <w:t xml:space="preserve">D. x &lt; 5</w:t>
+              <w:t xml:space="preserve">D. 5 &gt; x</w:t>
             </w:r>
           </w:p>
         </w:tc>
@@ -1419,7 +1467,7 @@
           </w:tcPr>
           <w:p>
             <w:r>
-              <w:t xml:space="preserve">____  6</w:t>
+              <w:t xml:space="preserve">____  x ≤ 6</w:t>
             </w:r>
           </w:p>
         </w:tc>
@@ -1429,7 +1477,7 @@
           </w:tcPr>
           <w:p>
             <w:r>
-              <w:t xml:space="preserve">C. x ≥ 8</w:t>
+              <w:t xml:space="preserve">C. 8 ≤ x</w:t>
             </w:r>
           </w:p>
         </w:tc>
@@ -1441,7 +1489,7 @@
           </w:tcPr>
           <w:p>
             <w:r>
-              <w:t xml:space="preserve">____  8</w:t>
+              <w:t xml:space="preserve">____  x ≥ 8</w:t>
             </w:r>
           </w:p>
         </w:tc>
@@ -1451,7 +1499,7 @@
           </w:tcPr>
           <w:p>
             <w:r>
-              <w:t xml:space="preserve">B. x ≤ 6</w:t>
+              <w:t xml:space="preserve">B. 6 ≥ x</w:t>
             </w:r>
           </w:p>
         </w:tc>
@@ -1463,7 +1511,7 @@
           </w:tcPr>
           <w:p>
             <w:r>
-              <w:t xml:space="preserve">____  3</w:t>
+              <w:t xml:space="preserve">____  x &lt; 5</w:t>
             </w:r>
           </w:p>
         </w:tc>
@@ -1473,7 +1521,7 @@
           </w:tcPr>
           <w:p>
             <w:r>
-              <w:t xml:space="preserve">A. x &gt; 10</w:t>
+              <w:t xml:space="preserve">A. 10 &lt; x</w:t>
             </w:r>
           </w:p>
         </w:tc>
@@ -1549,7 +1597,7 @@
           <w:b/>
           <w:bCs/>
         </w:rPr>
-        <w:t xml:space="preserve">2. A. x ≤ 12</w:t>
+        <w:t xml:space="preserve">2. B. x ≤ 12</w:t>
       </w:r>
     </w:p>
     <w:p>
@@ -1646,6 +1694,54 @@
     </w:p>
     <w:p>
       <w:pPr>
+        <w:spacing w:after="20" w:before="0"/>
+      </w:pPr>
+      <w:r>
+        <w:t xml:space="preserve">     x + 2 &gt; 8 → x = 10 IS a solution</w:t>
+      </w:r>
+    </w:p>
+    <w:p>
+      <w:pPr>
+        <w:spacing w:after="20" w:before="0"/>
+      </w:pPr>
+      <w:r>
+        <w:t xml:space="preserve">     x − 5 ≥ 3 → x = 10 IS a solution</w:t>
+      </w:r>
+    </w:p>
+    <w:p>
+      <w:pPr>
+        <w:spacing w:after="20" w:before="0"/>
+      </w:pPr>
+      <w:r>
+        <w:t xml:space="preserve">     x + 1 ≤ 15 → x = 10 IS a solution</w:t>
+      </w:r>
+    </w:p>
+    <w:p>
+      <w:pPr>
+        <w:spacing w:after="20" w:before="0"/>
+      </w:pPr>
+      <w:r>
+        <w:t xml:space="preserve">     x + 3 &gt; 15 → x = 10 is NOT a solution</w:t>
+      </w:r>
+    </w:p>
+    <w:p>
+      <w:pPr>
+        <w:spacing w:after="20" w:before="0"/>
+      </w:pPr>
+      <w:r>
+        <w:t xml:space="preserve">     x − 2 ≥ 9 → x = 10 is NOT a solution</w:t>
+      </w:r>
+    </w:p>
+    <w:p>
+      <w:pPr>
+        <w:spacing w:after="20" w:before="0"/>
+      </w:pPr>
+      <w:r>
+        <w:t xml:space="preserve">     x + 6 &lt; 10 → x = 10 is NOT a solution</w:t>
+      </w:r>
+    </w:p>
+    <w:p>
+      <w:pPr>
         <w:spacing w:after="40" w:before="0"/>
       </w:pPr>
       <w:r>
@@ -1697,7 +1793,7 @@
           <w:b/>
           <w:bCs/>
         </w:rPr>
-        <w:t xml:space="preserve">7. A. 9</w:t>
+        <w:t xml:space="preserve">7. D. 9</w:t>
       </w:r>
     </w:p>
     <w:p>
@@ -1837,7 +1933,7 @@
         <w:spacing w:after="20" w:before="0"/>
       </w:pPr>
       <w:r>
-        <w:t xml:space="preserve">     12 → x &gt; 10</w:t>
+        <w:t xml:space="preserve">     x &gt; 10 → 10 &lt; x</w:t>
       </w:r>
     </w:p>
     <w:p>
@@ -1845,7 +1941,7 @@
         <w:spacing w:after="20" w:before="0"/>
       </w:pPr>
       <w:r>
-        <w:t xml:space="preserve">     6 → x ≤ 6</w:t>
+        <w:t xml:space="preserve">     x ≤ 6 → 6 ≥ x</w:t>
       </w:r>
     </w:p>
     <w:p>
@@ -1853,7 +1949,7 @@
         <w:spacing w:after="20" w:before="0"/>
       </w:pPr>
       <w:r>
-        <w:t xml:space="preserve">     8 → x ≥ 8</w:t>
+        <w:t xml:space="preserve">     x ≥ 8 → 8 ≤ x</w:t>
       </w:r>
     </w:p>
     <w:p>
@@ -1861,7 +1957,7 @@
         <w:spacing w:after="20" w:before="0"/>
       </w:pPr>
       <w:r>
-        <w:t xml:space="preserve">     3 → x &lt; 5</w:t>
+        <w:t xml:space="preserve">     x &lt; 5 → 5 &gt; x</w:t>
       </w:r>
     </w:p>
     <w:p>
@@ -2058,7 +2154,14 @@
 <file path=word/styles.xml><?xml version="1.0" encoding="utf-8"?>
 <w:styles xmlns:mc="http://schemas.openxmlformats.org/markup-compatibility/2006" xmlns:r="http://schemas.openxmlformats.org/officeDocument/2006/relationships" xmlns:w="http://schemas.openxmlformats.org/wordprocessingml/2006/main" xmlns:w14="http://schemas.microsoft.com/office/word/2010/wordml" xmlns:w15="http://schemas.microsoft.com/office/word/2012/wordml" mc:Ignorable="w14 w15">
   <w:docDefaults>
-    <w:rPrDefault/>
+    <w:rPrDefault>
+      <w:rPr>
+        <w:rFonts w:ascii="Arial" w:cs="Arial" w:eastAsia="Arial" w:hAnsi="Arial"/>
+        <w:sz w:val="22"/>
+        <w:szCs w:val="22"/>
+        <w:lang w:val="en-US"/>
+      </w:rPr>
+    </w:rPrDefault>
     <w:pPrDefault/>
   </w:docDefaults>
   <w:style w:type="paragraph" w:styleId="Title">
@@ -2076,10 +2179,16 @@
     <w:basedOn w:val="Normal"/>
     <w:next w:val="Normal"/>
     <w:qFormat/>
+    <w:pPr>
+      <w:keepNext/>
+    </w:pPr>
     <w:rPr>
-      <w:color w:val="2E74B5"/>
-      <w:sz w:val="32"/>
-      <w:szCs w:val="32"/>
+      <w:rFonts w:ascii="Arial" w:cs="Arial" w:eastAsia="Arial" w:hAnsi="Arial"/>
+      <w:b/>
+      <w:bCs/>
+      <w:color w:val="183E56"/>
+      <w:sz w:val="34"/>
+      <w:szCs w:val="34"/>
     </w:rPr>
   </w:style>
   <w:style w:type="paragraph" w:styleId="Heading2">
@@ -2087,8 +2196,14 @@
     <w:basedOn w:val="Normal"/>
     <w:next w:val="Normal"/>
     <w:qFormat/>
+    <w:pPr>
+      <w:keepNext/>
+    </w:pPr>
     <w:rPr>
-      <w:color w:val="2E74B5"/>
+      <w:rFonts w:ascii="Arial" w:cs="Arial" w:eastAsia="Arial" w:hAnsi="Arial"/>
+      <w:b/>
+      <w:bCs/>
+      <w:color w:val="176B70"/>
       <w:sz w:val="26"/>
       <w:szCs w:val="26"/>
     </w:rPr>

--- a/lessons/8-6/homework.docx
+++ b/lessons/8-6/homework.docx
@@ -1536,436 +1536,6 @@
           <w:color w:val="BBBBBB"/>
         </w:rPr>
         <w:t xml:space="preserve">______________________________________________________________________</w:t>
-      </w:r>
-    </w:p>
-    <w:p>
-      <w:r>
-        <w:br w:type="page"/>
-      </w:r>
-    </w:p>
-    <w:p>
-      <w:pPr>
-        <w:pStyle w:val="Heading1"/>
-        <w:spacing w:after="120"/>
-      </w:pPr>
-      <w:r>
-        <w:rPr>
-          <w:b/>
-          <w:bCs/>
-        </w:rPr>
-        <w:t xml:space="preserve">Answer Key (Teacher)</w:t>
-      </w:r>
-    </w:p>
-    <w:p>
-      <w:pPr>
-        <w:spacing w:after="40" w:before="0"/>
-      </w:pPr>
-      <w:r>
-        <w:rPr>
-          <w:b/>
-          <w:bCs/>
-        </w:rPr>
-        <w:t xml:space="preserve">1. A. x &gt; 8</w:t>
-      </w:r>
-    </w:p>
-    <w:p>
-      <w:pPr>
-        <w:spacing w:after="20" w:before="0"/>
-      </w:pPr>
-      <w:r>
-        <w:t xml:space="preserve">     Subtract 6 from both sides: x &gt; 14 − 6 = 8. Graph: open circle at 8, shade right.</w:t>
-      </w:r>
-    </w:p>
-    <w:p>
-      <w:pPr>
-        <w:spacing w:after="80" w:before="0"/>
-      </w:pPr>
-      <w:r>
-        <w:rPr>
-          <w:i/>
-          <w:iCs/>
-        </w:rPr>
-        <w:t xml:space="preserve">     Watch for: A common mistake in Solve and Graph Inequalities is shading the number line in the wrong direction after solving. For example, a student solves x + 4 &gt; 10 correctly to get x &gt; 6, but then shades LEFT toward smaller numbers instead of RIGHT toward greater numbers. The shading direction always matches the solved symbol, not the original problem: '&gt;' and '≥' shade right (greater numbers), '&lt;' and '≤' shade left (smaller numbers) — check this AFTER you solve, not before. To catch this mistake, substitute one shaded value and one unshaded value back into the original inequality: the shaded value should make it true, and the unshaded value should make it false.</w:t>
-      </w:r>
-    </w:p>
-    <w:p>
-      <w:pPr>
-        <w:spacing w:after="40" w:before="0"/>
-      </w:pPr>
-      <w:r>
-        <w:rPr>
-          <w:b/>
-          <w:bCs/>
-        </w:rPr>
-        <w:t xml:space="preserve">2. B. x ≤ 12</w:t>
-      </w:r>
-    </w:p>
-    <w:p>
-      <w:pPr>
-        <w:spacing w:after="20" w:before="0"/>
-      </w:pPr>
-      <w:r>
-        <w:t xml:space="preserve">     Add 9 to both sides: x ≤ 3 + 9 = 12. Graph: closed circle at 12, shade left.</w:t>
-      </w:r>
-    </w:p>
-    <w:p>
-      <w:pPr>
-        <w:spacing w:after="80" w:before="0"/>
-      </w:pPr>
-      <w:r>
-        <w:rPr>
-          <w:i/>
-          <w:iCs/>
-        </w:rPr>
-        <w:t xml:space="preserve">     Watch for: A common mistake in Solve and Graph Inequalities is shading the number line in the wrong direction after solving. For example, a student solves x + 4 &gt; 10 correctly to get x &gt; 6, but then shades LEFT toward smaller numbers instead of RIGHT toward greater numbers. The shading direction always matches the solved symbol, not the original problem: '&gt;' and '≥' shade right (greater numbers), '&lt;' and '≤' shade left (smaller numbers) — check this AFTER you solve, not before. To catch this mistake, substitute one shaded value and one unshaded value back into the original inequality: the shaded value should make it true, and the unshaded value should make it false.</w:t>
-      </w:r>
-    </w:p>
-    <w:p>
-      <w:pPr>
-        <w:spacing w:after="40" w:before="0"/>
-      </w:pPr>
-      <w:r>
-        <w:rPr>
-          <w:b/>
-          <w:bCs/>
-        </w:rPr>
-        <w:t xml:space="preserve">3. Solve each inequality, describe the inverse operation, and describe the graph.</w:t>
-      </w:r>
-    </w:p>
-    <w:p>
-      <w:pPr>
-        <w:spacing w:after="40" w:before="0"/>
-      </w:pPr>
-      <w:r>
-        <w:t xml:space="preserve">     (See completed table.)</w:t>
-      </w:r>
-    </w:p>
-    <w:p>
-      <w:pPr>
-        <w:spacing w:after="40" w:before="0"/>
-      </w:pPr>
-      <w:r>
-        <w:t xml:space="preserve"/>
-      </w:r>
-    </w:p>
-    <w:p>
-      <w:pPr>
-        <w:spacing w:after="40" w:before="0"/>
-      </w:pPr>
-      <w:r>
-        <w:rPr>
-          <w:b/>
-          <w:bCs/>
-        </w:rPr>
-        <w:t xml:space="preserve">4. A. No, because 5 + 4 = 9, and 9 is not greater than 12</w:t>
-      </w:r>
-    </w:p>
-    <w:p>
-      <w:pPr>
-        <w:spacing w:after="20" w:before="0"/>
-      </w:pPr>
-      <w:r>
-        <w:t xml:space="preserve">     Substitute: 5 + 4 = 9. Since 9 &gt; 12 is false, x = 5 is NOT a solution.</w:t>
-      </w:r>
-    </w:p>
-    <w:p>
-      <w:pPr>
-        <w:spacing w:after="80" w:before="0"/>
-      </w:pPr>
-      <w:r>
-        <w:rPr>
-          <w:i/>
-          <w:iCs/>
-        </w:rPr>
-        <w:t xml:space="preserve">     Watch for: A common mistake in Solve and Graph Inequalities is shading the number line in the wrong direction after solving. For example, a student solves x + 4 &gt; 10 correctly to get x &gt; 6, but then shades LEFT toward smaller numbers instead of RIGHT toward greater numbers. The shading direction always matches the solved symbol, not the original problem: '&gt;' and '≥' shade right (greater numbers), '&lt;' and '≤' shade left (smaller numbers) — check this AFTER you solve, not before. To catch this mistake, substitute one shaded value and one unshaded value back into the original inequality: the shaded value should make it true, and the unshaded value should make it false.</w:t>
-      </w:r>
-    </w:p>
-    <w:p>
-      <w:pPr>
-        <w:spacing w:after="40" w:before="0"/>
-      </w:pPr>
-      <w:r>
-        <w:rPr>
-          <w:b/>
-          <w:bCs/>
-        </w:rPr>
-        <w:t xml:space="preserve">5. Correct groups:</w:t>
-      </w:r>
-    </w:p>
-    <w:p>
-      <w:pPr>
-        <w:spacing w:after="20" w:before="0"/>
-      </w:pPr>
-      <w:r>
-        <w:t xml:space="preserve">     x + 2 &gt; 8 → x = 10 IS a solution</w:t>
-      </w:r>
-    </w:p>
-    <w:p>
-      <w:pPr>
-        <w:spacing w:after="20" w:before="0"/>
-      </w:pPr>
-      <w:r>
-        <w:t xml:space="preserve">     x − 5 ≥ 3 → x = 10 IS a solution</w:t>
-      </w:r>
-    </w:p>
-    <w:p>
-      <w:pPr>
-        <w:spacing w:after="20" w:before="0"/>
-      </w:pPr>
-      <w:r>
-        <w:t xml:space="preserve">     x + 1 ≤ 15 → x = 10 IS a solution</w:t>
-      </w:r>
-    </w:p>
-    <w:p>
-      <w:pPr>
-        <w:spacing w:after="20" w:before="0"/>
-      </w:pPr>
-      <w:r>
-        <w:t xml:space="preserve">     x + 3 &gt; 15 → x = 10 is NOT a solution</w:t>
-      </w:r>
-    </w:p>
-    <w:p>
-      <w:pPr>
-        <w:spacing w:after="20" w:before="0"/>
-      </w:pPr>
-      <w:r>
-        <w:t xml:space="preserve">     x − 2 ≥ 9 → x = 10 is NOT a solution</w:t>
-      </w:r>
-    </w:p>
-    <w:p>
-      <w:pPr>
-        <w:spacing w:after="20" w:before="0"/>
-      </w:pPr>
-      <w:r>
-        <w:t xml:space="preserve">     x + 6 &lt; 10 → x = 10 is NOT a solution</w:t>
-      </w:r>
-    </w:p>
-    <w:p>
-      <w:pPr>
-        <w:spacing w:after="40" w:before="0"/>
-      </w:pPr>
-      <w:r>
-        <w:t xml:space="preserve"/>
-      </w:r>
-    </w:p>
-    <w:p>
-      <w:pPr>
-        <w:spacing w:after="40" w:before="0"/>
-      </w:pPr>
-      <w:r>
-        <w:rPr>
-          <w:b/>
-          <w:bCs/>
-        </w:rPr>
-        <w:t xml:space="preserve">6. Catch the Open vs. Closed Circle Mistake</w:t>
-      </w:r>
-    </w:p>
-    <w:p>
-      <w:pPr>
-        <w:spacing w:after="20" w:before="0"/>
-      </w:pPr>
-      <w:r>
-        <w:t xml:space="preserve">     The mistake is in Step 4.</w:t>
-      </w:r>
-    </w:p>
-    <w:p>
-      <w:pPr>
-        <w:spacing w:after="20" w:before="0"/>
-      </w:pPr>
-      <w:r>
-        <w:t xml:space="preserve">     Correct work: The solving is correct: x ≥ 13. But the symbol ≥ means 'greater than OR equal to,' so 13 IS a solution and must be included. Use a CLOSED circle at 13 (not open), then shade right.</w:t>
-      </w:r>
-    </w:p>
-    <w:p>
-      <w:pPr>
-        <w:spacing w:after="80" w:before="0"/>
-      </w:pPr>
-      <w:r>
-        <w:t xml:space="preserve">     Watch for: The solving is correct — adding 4 to both sides gives x ≥ 13 — but the graph left the boundary out. The symbol ≥ means "greater than or equal to," so 13 is itself a solution and must be filled in: a closed circle at 13, shaded to the right.</w:t>
-      </w:r>
-    </w:p>
-    <w:p>
-      <w:pPr>
-        <w:spacing w:after="40" w:before="0"/>
-      </w:pPr>
-      <w:r>
-        <w:rPr>
-          <w:b/>
-          <w:bCs/>
-        </w:rPr>
-        <w:t xml:space="preserve">7. D. 9</w:t>
-      </w:r>
-    </w:p>
-    <w:p>
-      <w:pPr>
-        <w:spacing w:after="20" w:before="0"/>
-      </w:pPr>
-      <w:r>
-        <w:t xml:space="preserve">     A solution makes x &gt; 7 true. Substitute each: 9 &gt; 7 is true, but 7 &gt; 7, 5 &gt; 7, and 3 &gt; 7 are all false. So 9 is the solution that opens the gate.</w:t>
-      </w:r>
-    </w:p>
-    <w:p>
-      <w:pPr>
-        <w:spacing w:after="80" w:before="0"/>
-      </w:pPr>
-      <w:r>
-        <w:rPr>
-          <w:i/>
-          <w:iCs/>
-        </w:rPr>
-        <w:t xml:space="preserve">     Watch for: A common mistake in Solve and Graph Inequalities is shading the number line in the wrong direction after solving. For example, a student solves x + 4 &gt; 10 correctly to get x &gt; 6, but then shades LEFT toward smaller numbers instead of RIGHT toward greater numbers. The shading direction always matches the solved symbol, not the original problem: '&gt;' and '≥' shade right (greater numbers), '&lt;' and '≤' shade left (smaller numbers) — check this AFTER you solve, not before. To catch this mistake, substitute one shaded value and one unshaded value back into the original inequality: the shaded value should make it true, and the unshaded value should make it false.</w:t>
-      </w:r>
-    </w:p>
-    <w:p>
-      <w:pPr>
-        <w:spacing w:after="40" w:before="0"/>
-      </w:pPr>
-      <w:r>
-        <w:rPr>
-          <w:b/>
-          <w:bCs/>
-        </w:rPr>
-        <w:t xml:space="preserve">8. A. Yes, because 5 ≤ 5 is true</w:t>
-      </w:r>
-    </w:p>
-    <w:p>
-      <w:pPr>
-        <w:spacing w:after="20" w:before="0"/>
-      </w:pPr>
-      <w:r>
-        <w:t xml:space="preserve">     Substitute x = 5 into x ≤ 5: 5 ≤ 5 is true because ≤ means 'less than OR equal to.' The boundary value 5 IS a solution, so the gate opens.</w:t>
-      </w:r>
-    </w:p>
-    <w:p>
-      <w:pPr>
-        <w:spacing w:after="80" w:before="0"/>
-      </w:pPr>
-      <w:r>
-        <w:rPr>
-          <w:i/>
-          <w:iCs/>
-        </w:rPr>
-        <w:t xml:space="preserve">     Watch for: A common mistake in Solve and Graph Inequalities is shading the number line in the wrong direction after solving. For example, a student solves x + 4 &gt; 10 correctly to get x &gt; 6, but then shades LEFT toward smaller numbers instead of RIGHT toward greater numbers. The shading direction always matches the solved symbol, not the original problem: '&gt;' and '≥' shade right (greater numbers), '&lt;' and '≤' shade left (smaller numbers) — check this AFTER you solve, not before. To catch this mistake, substitute one shaded value and one unshaded value back into the original inequality: the shaded value should make it true, and the unshaded value should make it false.</w:t>
-      </w:r>
-    </w:p>
-    <w:p>
-      <w:pPr>
-        <w:spacing w:after="40" w:before="0"/>
-      </w:pPr>
-      <w:r>
-        <w:rPr>
-          <w:b/>
-          <w:bCs/>
-        </w:rPr>
-        <w:t xml:space="preserve">9. Correct groups:</w:t>
-      </w:r>
-    </w:p>
-    <w:p>
-      <w:pPr>
-        <w:spacing w:after="20" w:before="0"/>
-      </w:pPr>
-      <w:r>
-        <w:t xml:space="preserve">     9 → Solution of x ≥ 4</w:t>
-      </w:r>
-    </w:p>
-    <w:p>
-      <w:pPr>
-        <w:spacing w:after="20" w:before="0"/>
-      </w:pPr>
-      <w:r>
-        <w:t xml:space="preserve">     5 → Solution of x ≥ 4</w:t>
-      </w:r>
-    </w:p>
-    <w:p>
-      <w:pPr>
-        <w:spacing w:after="20" w:before="0"/>
-      </w:pPr>
-      <w:r>
-        <w:t xml:space="preserve">     4 → Solution of x ≥ 4</w:t>
-      </w:r>
-    </w:p>
-    <w:p>
-      <w:pPr>
-        <w:spacing w:after="20" w:before="0"/>
-      </w:pPr>
-      <w:r>
-        <w:t xml:space="preserve">     3 → NOT a solution of x ≥ 4</w:t>
-      </w:r>
-    </w:p>
-    <w:p>
-      <w:pPr>
-        <w:spacing w:after="20" w:before="0"/>
-      </w:pPr>
-      <w:r>
-        <w:t xml:space="preserve">     2 → NOT a solution of x ≥ 4</w:t>
-      </w:r>
-    </w:p>
-    <w:p>
-      <w:pPr>
-        <w:spacing w:after="20" w:before="0"/>
-      </w:pPr>
-      <w:r>
-        <w:t xml:space="preserve">     0 → NOT a solution of x ≥ 4</w:t>
-      </w:r>
-    </w:p>
-    <w:p>
-      <w:pPr>
-        <w:spacing w:after="40" w:before="0"/>
-      </w:pPr>
-      <w:r>
-        <w:t xml:space="preserve"/>
-      </w:r>
-    </w:p>
-    <w:p>
-      <w:pPr>
-        <w:spacing w:after="40" w:before="0"/>
-      </w:pPr>
-      <w:r>
-        <w:rPr>
-          <w:b/>
-          <w:bCs/>
-        </w:rPr>
-        <w:t xml:space="preserve">10. Matches:</w:t>
-      </w:r>
-    </w:p>
-    <w:p>
-      <w:pPr>
-        <w:spacing w:after="20" w:before="0"/>
-      </w:pPr>
-      <w:r>
-        <w:t xml:space="preserve">     x &gt; 10 → 10 &lt; x</w:t>
-      </w:r>
-    </w:p>
-    <w:p>
-      <w:pPr>
-        <w:spacing w:after="20" w:before="0"/>
-      </w:pPr>
-      <w:r>
-        <w:t xml:space="preserve">     x ≤ 6 → 6 ≥ x</w:t>
-      </w:r>
-    </w:p>
-    <w:p>
-      <w:pPr>
-        <w:spacing w:after="20" w:before="0"/>
-      </w:pPr>
-      <w:r>
-        <w:t xml:space="preserve">     x ≥ 8 → 8 ≤ x</w:t>
-      </w:r>
-    </w:p>
-    <w:p>
-      <w:pPr>
-        <w:spacing w:after="20" w:before="0"/>
-      </w:pPr>
-      <w:r>
-        <w:t xml:space="preserve">     x &lt; 5 → 5 &gt; x</w:t>
-      </w:r>
-    </w:p>
-    <w:p>
-      <w:pPr>
-        <w:spacing w:after="40" w:before="0"/>
-      </w:pPr>
-      <w:r>
-        <w:t xml:space="preserve"/>
       </w:r>
     </w:p>
     <w:sectPr>
